--- a/KURIKULUM2026_REVISI/DOCX/018_PANDUAN_RUBRIK_KLASTER_DAN_MODEL_ASESMEN_OBE_DOSEN.docx
+++ b/KURIKULUM2026_REVISI/DOCX/018_PANDUAN_RUBRIK_KLASTER_DAN_MODEL_ASESMEN_OBE_DOSEN.docx
@@ -54,9 +54,9 @@
       <w:r>
         <w:rPr>
           <w:color w:val="C8D2E1"/>
-          <w:sz w:val="16"/>
+          <w:sz w:val="14"/>
         </w:rPr>
-        <w:t>_________________________________________________________________________________</w:t>
+        <w:t>————————————————————————————————————————————————————————————————————————————————————————————————————————————————————————</w:t>
       </w:r>
     </w:p>
     <w:p>
@@ -362,9 +362,9 @@
       <w:r>
         <w:rPr>
           <w:color w:val="C8D2E1"/>
-          <w:sz w:val="16"/>
+          <w:sz w:val="14"/>
         </w:rPr>
-        <w:t>_________________________________________________________________________________</w:t>
+        <w:t>————————————————————————————————————————————————————————————————————————————————————————————————————————————————————————</w:t>
       </w:r>
     </w:p>
     <w:p>
@@ -399,6 +399,7 @@
       <w:tblPr>
         <w:tblW w:type="auto" w:w="0"/>
         <w:jc w:val="center"/>
+        <w:tblLayout w:type="fixed"/>
         <w:tblLook w:firstColumn="1" w:firstRow="1" w:lastColumn="0" w:lastRow="0" w:noHBand="0" w:noVBand="1" w:val="04A0"/>
         <w:tblBorders>
           <w:top w:val="single" w:sz="4" w:space="0" w:color="E2E8F0"/>
@@ -410,12 +411,12 @@
         </w:tblBorders>
       </w:tblPr>
       <w:tblGrid>
-        <w:gridCol w:w="9029"/>
+        <w:gridCol w:w="14962"/>
       </w:tblGrid>
       <w:tr>
         <w:tc>
           <w:tcPr>
-            <w:tcW w:type="dxa" w:w="9029"/>
+            <w:tcW w:type="dxa" w:w="14112"/>
             <w:shd w:fill="F8F9FA"/>
             <w:tcMar>
               <w:top w:w="100" w:type="dxa"/>
@@ -432,7 +433,7 @@
               <w:rPr>
                 <w:rFonts w:ascii="Consolas" w:hAnsi="Consolas"/>
                 <w:color w:val="282828"/>
-                <w:sz w:val="18"/>
+                <w:sz w:val="17"/>
               </w:rPr>
               <w:t>┌────────────────────────────────────────────────────────────────────────────────────────────────────────┐</w:t>
               <w:br/>
@@ -485,17 +486,17 @@
         <w:tblLook w:firstColumn="1" w:firstRow="1" w:lastColumn="0" w:lastRow="0" w:noHBand="0" w:noVBand="1" w:val="04A0"/>
       </w:tblPr>
       <w:tblGrid>
-        <w:gridCol w:w="9029"/>
+        <w:gridCol w:w="14962"/>
       </w:tblGrid>
       <w:tr>
         <w:tc>
           <w:tcPr>
-            <w:tcW w:type="dxa" w:w="9360"/>
+            <w:tcW w:type="dxa" w:w="14112"/>
             <w:shd w:fill="EEF4FB"/>
             <w:tcMar>
               <w:top w:w="120" w:type="dxa"/>
               <w:bottom w:w="120" w:type="dxa"/>
-              <w:left w:w="200" w:type="dxa"/>
+              <w:left w:w="180" w:type="dxa"/>
               <w:right w:w="150" w:type="dxa"/>
             </w:tcMar>
             <w:tcBorders>
@@ -512,49 +513,14 @@
             <w:r>
               <w:rPr>
                 <w:rFonts w:ascii="Calibri" w:hAnsi="Calibri"/>
+                <w:b/>
                 <w:i/>
-                <w:color w:val="1F3864"/>
-                <w:sz w:val="20"/>
+                <w:color w:val="262626"/>
+                <w:sz w:val="19"/>
               </w:rPr>
-              <w:t>**Formula Nilai Akhir Mata Kuliah:**</w:t>
+              <w:t>Formula Nilai Akhir Mata Kuliah:</w:t>
             </w:r>
           </w:p>
-        </w:tc>
-      </w:tr>
-    </w:tbl>
-    <w:p>
-      <w:pPr>
-        <w:spacing w:after="80"/>
-      </w:pPr>
-    </w:p>
-    <w:tbl>
-      <w:tblPr>
-        <w:tblW w:type="auto" w:w="0"/>
-        <w:jc w:val="center"/>
-        <w:tblLayout w:type="fixed"/>
-        <w:tblLook w:firstColumn="1" w:firstRow="1" w:lastColumn="0" w:lastRow="0" w:noHBand="0" w:noVBand="1" w:val="04A0"/>
-      </w:tblPr>
-      <w:tblGrid>
-        <w:gridCol w:w="9029"/>
-      </w:tblGrid>
-      <w:tr>
-        <w:tc>
-          <w:tcPr>
-            <w:tcW w:type="dxa" w:w="9360"/>
-            <w:shd w:fill="EEF4FB"/>
-            <w:tcMar>
-              <w:top w:w="120" w:type="dxa"/>
-              <w:bottom w:w="120" w:type="dxa"/>
-              <w:left w:w="200" w:type="dxa"/>
-              <w:right w:w="150" w:type="dxa"/>
-            </w:tcMar>
-            <w:tcBorders>
-              <w:left w:val="single" w:sz="24" w:space="0" w:color="2E75B6"/>
-              <w:top w:val="none"/>
-              <w:bottom w:val="none"/>
-              <w:right w:val="none"/>
-            </w:tcBorders>
-          </w:tcPr>
           <w:p>
             <w:pPr>
               <w:spacing w:before="40" w:after="40" w:line="276" w:lineRule="auto"/>
@@ -563,48 +529,28 @@
               <w:rPr>
                 <w:rFonts w:ascii="Calibri" w:hAnsi="Calibri"/>
                 <w:i/>
-                <w:color w:val="1F3864"/>
-                <w:sz w:val="20"/>
+                <w:color w:val="262626"/>
+                <w:sz w:val="19"/>
               </w:rPr>
-              <w:t>$$\text{Nilai Akhir MK} = (w_1 \times \text{CPMK}_1) + (w_2 \times \text{CPMK}_2) + (w_3 \times \text{CPMK}_3) + (w_4 \times \text{CPMK}_4) = 100\%$$</w:t>
+            </w:r>
+            <w:r>
+              <w:rPr>
+                <w:rFonts w:ascii="Calibri" w:hAnsi="Calibri"/>
+                <w:i/>
+                <w:color w:val="262626"/>
+                <w:sz w:val="19"/>
+              </w:rPr>
+              <w:t>\text{Nilai Akhir MK} = (w_1 \times \text{CPMK}_1) + (w_2 \times \text{CPMK}_2) + (w_3 \times \text{CPMK}_3) + (w_4 \times \text{CPMK}_4) = 100\%</w:t>
+            </w:r>
+            <w:r>
+              <w:rPr>
+                <w:rFonts w:ascii="Calibri" w:hAnsi="Calibri"/>
+                <w:i/>
+                <w:color w:val="262626"/>
+                <w:sz w:val="19"/>
+              </w:rPr>
             </w:r>
           </w:p>
-        </w:tc>
-      </w:tr>
-    </w:tbl>
-    <w:p>
-      <w:pPr>
-        <w:spacing w:after="80"/>
-      </w:pPr>
-    </w:p>
-    <w:tbl>
-      <w:tblPr>
-        <w:tblW w:type="auto" w:w="0"/>
-        <w:jc w:val="center"/>
-        <w:tblLayout w:type="fixed"/>
-        <w:tblLook w:firstColumn="1" w:firstRow="1" w:lastColumn="0" w:lastRow="0" w:noHBand="0" w:noVBand="1" w:val="04A0"/>
-      </w:tblPr>
-      <w:tblGrid>
-        <w:gridCol w:w="9029"/>
-      </w:tblGrid>
-      <w:tr>
-        <w:tc>
-          <w:tcPr>
-            <w:tcW w:type="dxa" w:w="9360"/>
-            <w:shd w:fill="EEF4FB"/>
-            <w:tcMar>
-              <w:top w:w="120" w:type="dxa"/>
-              <w:bottom w:w="120" w:type="dxa"/>
-              <w:left w:w="200" w:type="dxa"/>
-              <w:right w:w="150" w:type="dxa"/>
-            </w:tcMar>
-            <w:tcBorders>
-              <w:left w:val="single" w:sz="24" w:space="0" w:color="2E75B6"/>
-              <w:top w:val="none"/>
-              <w:bottom w:val="none"/>
-              <w:right w:val="none"/>
-            </w:tcBorders>
-          </w:tcPr>
           <w:p>
             <w:pPr>
               <w:spacing w:before="40" w:after="40" w:line="276" w:lineRule="auto"/>
@@ -613,10 +559,10 @@
               <w:rPr>
                 <w:rFonts w:ascii="Calibri" w:hAnsi="Calibri"/>
                 <w:i/>
-                <w:color w:val="1F3864"/>
-                <w:sz w:val="20"/>
+                <w:color w:val="262626"/>
+                <w:sz w:val="19"/>
               </w:rPr>
-              <w:t>*Dimana: $w_1 = 20\%$, $w_2 = 25-30\%$, $w_3 = 20-25\%$, $w_4 = 30\%$.*</w:t>
+              <w:t>Dimana: $w_1 = 20\%$, $w_2 = 25-30\%$, $w_3 = 20-25\%$, $w_4 = 30\%$.</w:t>
             </w:r>
           </w:p>
         </w:tc>
@@ -634,9 +580,9 @@
       <w:r>
         <w:rPr>
           <w:color w:val="C8D2E1"/>
-          <w:sz w:val="16"/>
+          <w:sz w:val="14"/>
         </w:rPr>
-        <w:t>_________________________________________________________________________________</w:t>
+        <w:t>————————————————————————————————————————————————————————————————————————————————————————————————————————————————————————</w:t>
       </w:r>
     </w:p>
     <w:p>
@@ -758,11 +704,11 @@
         </w:tblBorders>
       </w:tblPr>
       <w:tblGrid>
-        <w:gridCol w:w="1806"/>
-        <w:gridCol w:w="1806"/>
-        <w:gridCol w:w="1806"/>
-        <w:gridCol w:w="1806"/>
-        <w:gridCol w:w="1806"/>
+        <w:gridCol w:w="2992"/>
+        <w:gridCol w:w="2992"/>
+        <w:gridCol w:w="2992"/>
+        <w:gridCol w:w="2992"/>
+        <w:gridCol w:w="2992"/>
       </w:tblGrid>
       <w:tr>
         <w:trPr>
@@ -772,7 +718,7 @@
         </w:trPr>
         <w:tc>
           <w:tcPr>
-            <w:tcW w:type="dxa" w:w="1806"/>
+            <w:tcW w:type="dxa" w:w="2992"/>
             <w:vAlign w:val="center"/>
             <w:shd w:fill="1F3864"/>
             <w:tcMar>
@@ -800,7 +746,7 @@
         </w:tc>
         <w:tc>
           <w:tcPr>
-            <w:tcW w:type="dxa" w:w="1806"/>
+            <w:tcW w:type="dxa" w:w="2992"/>
             <w:vAlign w:val="center"/>
             <w:shd w:fill="1F3864"/>
             <w:tcMar>
@@ -828,7 +774,7 @@
         </w:tc>
         <w:tc>
           <w:tcPr>
-            <w:tcW w:type="dxa" w:w="1806"/>
+            <w:tcW w:type="dxa" w:w="2992"/>
             <w:vAlign w:val="center"/>
             <w:shd w:fill="1F3864"/>
             <w:tcMar>
@@ -856,7 +802,7 @@
         </w:tc>
         <w:tc>
           <w:tcPr>
-            <w:tcW w:type="dxa" w:w="1806"/>
+            <w:tcW w:type="dxa" w:w="2992"/>
             <w:vAlign w:val="center"/>
             <w:shd w:fill="1F3864"/>
             <w:tcMar>
@@ -884,7 +830,7 @@
         </w:tc>
         <w:tc>
           <w:tcPr>
-            <w:tcW w:type="dxa" w:w="1806"/>
+            <w:tcW w:type="dxa" w:w="2992"/>
             <w:vAlign w:val="center"/>
             <w:shd w:fill="1F3864"/>
             <w:tcMar>
@@ -917,14 +863,14 @@
         </w:trPr>
         <w:tc>
           <w:tcPr>
-            <w:tcW w:type="dxa" w:w="1806"/>
+            <w:tcW w:type="dxa" w:w="2992"/>
             <w:vAlign w:val="center"/>
             <w:shd w:fill="FFFFFF"/>
             <w:tcMar>
-              <w:top w:w="80" w:type="dxa"/>
-              <w:bottom w:w="80" w:type="dxa"/>
-              <w:left w:w="100" w:type="dxa"/>
-              <w:right w:w="100" w:type="dxa"/>
+              <w:top w:w="70" w:type="dxa"/>
+              <w:bottom w:w="70" w:type="dxa"/>
+              <w:left w:w="90" w:type="dxa"/>
+              <w:right w:w="90" w:type="dxa"/>
             </w:tcMar>
           </w:tcPr>
           <w:p>
@@ -945,14 +891,14 @@
         </w:tc>
         <w:tc>
           <w:tcPr>
-            <w:tcW w:type="dxa" w:w="1806"/>
+            <w:tcW w:type="dxa" w:w="2992"/>
             <w:vAlign w:val="center"/>
             <w:shd w:fill="FFFFFF"/>
             <w:tcMar>
-              <w:top w:w="80" w:type="dxa"/>
-              <w:bottom w:w="80" w:type="dxa"/>
-              <w:left w:w="100" w:type="dxa"/>
-              <w:right w:w="100" w:type="dxa"/>
+              <w:top w:w="70" w:type="dxa"/>
+              <w:bottom w:w="70" w:type="dxa"/>
+              <w:left w:w="90" w:type="dxa"/>
+              <w:right w:w="90" w:type="dxa"/>
             </w:tcMar>
           </w:tcPr>
           <w:p>
@@ -972,14 +918,14 @@
         </w:tc>
         <w:tc>
           <w:tcPr>
-            <w:tcW w:type="dxa" w:w="1806"/>
+            <w:tcW w:type="dxa" w:w="2992"/>
             <w:vAlign w:val="center"/>
             <w:shd w:fill="FFFFFF"/>
             <w:tcMar>
-              <w:top w:w="80" w:type="dxa"/>
-              <w:bottom w:w="80" w:type="dxa"/>
-              <w:left w:w="100" w:type="dxa"/>
-              <w:right w:w="100" w:type="dxa"/>
+              <w:top w:w="70" w:type="dxa"/>
+              <w:bottom w:w="70" w:type="dxa"/>
+              <w:left w:w="90" w:type="dxa"/>
+              <w:right w:w="90" w:type="dxa"/>
             </w:tcMar>
           </w:tcPr>
           <w:p>
@@ -999,14 +945,14 @@
         </w:tc>
         <w:tc>
           <w:tcPr>
-            <w:tcW w:type="dxa" w:w="1806"/>
+            <w:tcW w:type="dxa" w:w="2992"/>
             <w:vAlign w:val="center"/>
             <w:shd w:fill="FFFFFF"/>
             <w:tcMar>
-              <w:top w:w="80" w:type="dxa"/>
-              <w:bottom w:w="80" w:type="dxa"/>
-              <w:left w:w="100" w:type="dxa"/>
-              <w:right w:w="100" w:type="dxa"/>
+              <w:top w:w="70" w:type="dxa"/>
+              <w:bottom w:w="70" w:type="dxa"/>
+              <w:left w:w="90" w:type="dxa"/>
+              <w:right w:w="90" w:type="dxa"/>
             </w:tcMar>
           </w:tcPr>
           <w:p>
@@ -1026,14 +972,14 @@
         </w:tc>
         <w:tc>
           <w:tcPr>
-            <w:tcW w:type="dxa" w:w="1806"/>
+            <w:tcW w:type="dxa" w:w="2992"/>
             <w:vAlign w:val="center"/>
             <w:shd w:fill="FFFFFF"/>
             <w:tcMar>
-              <w:top w:w="80" w:type="dxa"/>
-              <w:bottom w:w="80" w:type="dxa"/>
-              <w:left w:w="100" w:type="dxa"/>
-              <w:right w:w="100" w:type="dxa"/>
+              <w:top w:w="70" w:type="dxa"/>
+              <w:bottom w:w="70" w:type="dxa"/>
+              <w:left w:w="90" w:type="dxa"/>
+              <w:right w:w="90" w:type="dxa"/>
             </w:tcMar>
           </w:tcPr>
           <w:p>
@@ -1058,14 +1004,14 @@
         </w:trPr>
         <w:tc>
           <w:tcPr>
-            <w:tcW w:type="dxa" w:w="1806"/>
+            <w:tcW w:type="dxa" w:w="2992"/>
             <w:vAlign w:val="center"/>
             <w:shd w:fill="F2F5F9"/>
             <w:tcMar>
-              <w:top w:w="80" w:type="dxa"/>
-              <w:bottom w:w="80" w:type="dxa"/>
-              <w:left w:w="100" w:type="dxa"/>
-              <w:right w:w="100" w:type="dxa"/>
+              <w:top w:w="70" w:type="dxa"/>
+              <w:bottom w:w="70" w:type="dxa"/>
+              <w:left w:w="90" w:type="dxa"/>
+              <w:right w:w="90" w:type="dxa"/>
             </w:tcMar>
           </w:tcPr>
           <w:p>
@@ -1086,14 +1032,14 @@
         </w:tc>
         <w:tc>
           <w:tcPr>
-            <w:tcW w:type="dxa" w:w="1806"/>
+            <w:tcW w:type="dxa" w:w="2992"/>
             <w:vAlign w:val="center"/>
             <w:shd w:fill="F2F5F9"/>
             <w:tcMar>
-              <w:top w:w="80" w:type="dxa"/>
-              <w:bottom w:w="80" w:type="dxa"/>
-              <w:left w:w="100" w:type="dxa"/>
-              <w:right w:w="100" w:type="dxa"/>
+              <w:top w:w="70" w:type="dxa"/>
+              <w:bottom w:w="70" w:type="dxa"/>
+              <w:left w:w="90" w:type="dxa"/>
+              <w:right w:w="90" w:type="dxa"/>
             </w:tcMar>
           </w:tcPr>
           <w:p>
@@ -1113,14 +1059,14 @@
         </w:tc>
         <w:tc>
           <w:tcPr>
-            <w:tcW w:type="dxa" w:w="1806"/>
+            <w:tcW w:type="dxa" w:w="2992"/>
             <w:vAlign w:val="center"/>
             <w:shd w:fill="F2F5F9"/>
             <w:tcMar>
-              <w:top w:w="80" w:type="dxa"/>
-              <w:bottom w:w="80" w:type="dxa"/>
-              <w:left w:w="100" w:type="dxa"/>
-              <w:right w:w="100" w:type="dxa"/>
+              <w:top w:w="70" w:type="dxa"/>
+              <w:bottom w:w="70" w:type="dxa"/>
+              <w:left w:w="90" w:type="dxa"/>
+              <w:right w:w="90" w:type="dxa"/>
             </w:tcMar>
           </w:tcPr>
           <w:p>
@@ -1140,14 +1086,14 @@
         </w:tc>
         <w:tc>
           <w:tcPr>
-            <w:tcW w:type="dxa" w:w="1806"/>
+            <w:tcW w:type="dxa" w:w="2992"/>
             <w:vAlign w:val="center"/>
             <w:shd w:fill="F2F5F9"/>
             <w:tcMar>
-              <w:top w:w="80" w:type="dxa"/>
-              <w:bottom w:w="80" w:type="dxa"/>
-              <w:left w:w="100" w:type="dxa"/>
-              <w:right w:w="100" w:type="dxa"/>
+              <w:top w:w="70" w:type="dxa"/>
+              <w:bottom w:w="70" w:type="dxa"/>
+              <w:left w:w="90" w:type="dxa"/>
+              <w:right w:w="90" w:type="dxa"/>
             </w:tcMar>
           </w:tcPr>
           <w:p>
@@ -1167,14 +1113,14 @@
         </w:tc>
         <w:tc>
           <w:tcPr>
-            <w:tcW w:type="dxa" w:w="1806"/>
+            <w:tcW w:type="dxa" w:w="2992"/>
             <w:vAlign w:val="center"/>
             <w:shd w:fill="F2F5F9"/>
             <w:tcMar>
-              <w:top w:w="80" w:type="dxa"/>
-              <w:bottom w:w="80" w:type="dxa"/>
-              <w:left w:w="100" w:type="dxa"/>
-              <w:right w:w="100" w:type="dxa"/>
+              <w:top w:w="70" w:type="dxa"/>
+              <w:bottom w:w="70" w:type="dxa"/>
+              <w:left w:w="90" w:type="dxa"/>
+              <w:right w:w="90" w:type="dxa"/>
             </w:tcMar>
           </w:tcPr>
           <w:p>
@@ -1199,14 +1145,14 @@
         </w:trPr>
         <w:tc>
           <w:tcPr>
-            <w:tcW w:type="dxa" w:w="1806"/>
+            <w:tcW w:type="dxa" w:w="2992"/>
             <w:vAlign w:val="center"/>
             <w:shd w:fill="FFFFFF"/>
             <w:tcMar>
-              <w:top w:w="80" w:type="dxa"/>
-              <w:bottom w:w="80" w:type="dxa"/>
-              <w:left w:w="100" w:type="dxa"/>
-              <w:right w:w="100" w:type="dxa"/>
+              <w:top w:w="70" w:type="dxa"/>
+              <w:bottom w:w="70" w:type="dxa"/>
+              <w:left w:w="90" w:type="dxa"/>
+              <w:right w:w="90" w:type="dxa"/>
             </w:tcMar>
           </w:tcPr>
           <w:p>
@@ -1227,14 +1173,14 @@
         </w:tc>
         <w:tc>
           <w:tcPr>
-            <w:tcW w:type="dxa" w:w="1806"/>
+            <w:tcW w:type="dxa" w:w="2992"/>
             <w:vAlign w:val="center"/>
             <w:shd w:fill="FFFFFF"/>
             <w:tcMar>
-              <w:top w:w="80" w:type="dxa"/>
-              <w:bottom w:w="80" w:type="dxa"/>
-              <w:left w:w="100" w:type="dxa"/>
-              <w:right w:w="100" w:type="dxa"/>
+              <w:top w:w="70" w:type="dxa"/>
+              <w:bottom w:w="70" w:type="dxa"/>
+              <w:left w:w="90" w:type="dxa"/>
+              <w:right w:w="90" w:type="dxa"/>
             </w:tcMar>
           </w:tcPr>
           <w:p>
@@ -1254,14 +1200,14 @@
         </w:tc>
         <w:tc>
           <w:tcPr>
-            <w:tcW w:type="dxa" w:w="1806"/>
+            <w:tcW w:type="dxa" w:w="2992"/>
             <w:vAlign w:val="center"/>
             <w:shd w:fill="FFFFFF"/>
             <w:tcMar>
-              <w:top w:w="80" w:type="dxa"/>
-              <w:bottom w:w="80" w:type="dxa"/>
-              <w:left w:w="100" w:type="dxa"/>
-              <w:right w:w="100" w:type="dxa"/>
+              <w:top w:w="70" w:type="dxa"/>
+              <w:bottom w:w="70" w:type="dxa"/>
+              <w:left w:w="90" w:type="dxa"/>
+              <w:right w:w="90" w:type="dxa"/>
             </w:tcMar>
           </w:tcPr>
           <w:p>
@@ -1281,14 +1227,14 @@
         </w:tc>
         <w:tc>
           <w:tcPr>
-            <w:tcW w:type="dxa" w:w="1806"/>
+            <w:tcW w:type="dxa" w:w="2992"/>
             <w:vAlign w:val="center"/>
             <w:shd w:fill="FFFFFF"/>
             <w:tcMar>
-              <w:top w:w="80" w:type="dxa"/>
-              <w:bottom w:w="80" w:type="dxa"/>
-              <w:left w:w="100" w:type="dxa"/>
-              <w:right w:w="100" w:type="dxa"/>
+              <w:top w:w="70" w:type="dxa"/>
+              <w:bottom w:w="70" w:type="dxa"/>
+              <w:left w:w="90" w:type="dxa"/>
+              <w:right w:w="90" w:type="dxa"/>
             </w:tcMar>
           </w:tcPr>
           <w:p>
@@ -1308,14 +1254,14 @@
         </w:tc>
         <w:tc>
           <w:tcPr>
-            <w:tcW w:type="dxa" w:w="1806"/>
+            <w:tcW w:type="dxa" w:w="2992"/>
             <w:vAlign w:val="center"/>
             <w:shd w:fill="FFFFFF"/>
             <w:tcMar>
-              <w:top w:w="80" w:type="dxa"/>
-              <w:bottom w:w="80" w:type="dxa"/>
-              <w:left w:w="100" w:type="dxa"/>
-              <w:right w:w="100" w:type="dxa"/>
+              <w:top w:w="70" w:type="dxa"/>
+              <w:bottom w:w="70" w:type="dxa"/>
+              <w:left w:w="90" w:type="dxa"/>
+              <w:right w:w="90" w:type="dxa"/>
             </w:tcMar>
           </w:tcPr>
           <w:p>
@@ -1337,7 +1283,7 @@
     </w:tbl>
     <w:p>
       <w:pPr>
-        <w:spacing w:after="120"/>
+        <w:spacing w:after="100"/>
       </w:pPr>
     </w:p>
     <w:p>
@@ -1347,9 +1293,9 @@
       <w:r>
         <w:rPr>
           <w:color w:val="C8D2E1"/>
-          <w:sz w:val="16"/>
+          <w:sz w:val="14"/>
         </w:rPr>
-        <w:t>_________________________________________________________________________________</w:t>
+        <w:t>————————————————————————————————————————————————————————————————————————————————————————————————————————————————————————</w:t>
       </w:r>
     </w:p>
     <w:p>
@@ -1443,11 +1389,11 @@
         </w:tblBorders>
       </w:tblPr>
       <w:tblGrid>
-        <w:gridCol w:w="1806"/>
-        <w:gridCol w:w="1806"/>
-        <w:gridCol w:w="1806"/>
-        <w:gridCol w:w="1806"/>
-        <w:gridCol w:w="1806"/>
+        <w:gridCol w:w="2992"/>
+        <w:gridCol w:w="2992"/>
+        <w:gridCol w:w="2992"/>
+        <w:gridCol w:w="2992"/>
+        <w:gridCol w:w="2992"/>
       </w:tblGrid>
       <w:tr>
         <w:trPr>
@@ -1457,7 +1403,7 @@
         </w:trPr>
         <w:tc>
           <w:tcPr>
-            <w:tcW w:type="dxa" w:w="1806"/>
+            <w:tcW w:type="dxa" w:w="2992"/>
             <w:vAlign w:val="center"/>
             <w:shd w:fill="1F3864"/>
             <w:tcMar>
@@ -1485,7 +1431,7 @@
         </w:tc>
         <w:tc>
           <w:tcPr>
-            <w:tcW w:type="dxa" w:w="1806"/>
+            <w:tcW w:type="dxa" w:w="2992"/>
             <w:vAlign w:val="center"/>
             <w:shd w:fill="1F3864"/>
             <w:tcMar>
@@ -1513,7 +1459,7 @@
         </w:tc>
         <w:tc>
           <w:tcPr>
-            <w:tcW w:type="dxa" w:w="1806"/>
+            <w:tcW w:type="dxa" w:w="2992"/>
             <w:vAlign w:val="center"/>
             <w:shd w:fill="1F3864"/>
             <w:tcMar>
@@ -1541,7 +1487,7 @@
         </w:tc>
         <w:tc>
           <w:tcPr>
-            <w:tcW w:type="dxa" w:w="1806"/>
+            <w:tcW w:type="dxa" w:w="2992"/>
             <w:vAlign w:val="center"/>
             <w:shd w:fill="1F3864"/>
             <w:tcMar>
@@ -1569,7 +1515,7 @@
         </w:tc>
         <w:tc>
           <w:tcPr>
-            <w:tcW w:type="dxa" w:w="1806"/>
+            <w:tcW w:type="dxa" w:w="2992"/>
             <w:vAlign w:val="center"/>
             <w:shd w:fill="1F3864"/>
             <w:tcMar>
@@ -1602,14 +1548,14 @@
         </w:trPr>
         <w:tc>
           <w:tcPr>
-            <w:tcW w:type="dxa" w:w="1806"/>
+            <w:tcW w:type="dxa" w:w="2992"/>
             <w:vAlign w:val="center"/>
             <w:shd w:fill="FFFFFF"/>
             <w:tcMar>
-              <w:top w:w="80" w:type="dxa"/>
-              <w:bottom w:w="80" w:type="dxa"/>
-              <w:left w:w="100" w:type="dxa"/>
-              <w:right w:w="100" w:type="dxa"/>
+              <w:top w:w="70" w:type="dxa"/>
+              <w:bottom w:w="70" w:type="dxa"/>
+              <w:left w:w="90" w:type="dxa"/>
+              <w:right w:w="90" w:type="dxa"/>
             </w:tcMar>
           </w:tcPr>
           <w:p>
@@ -1630,14 +1576,14 @@
         </w:tc>
         <w:tc>
           <w:tcPr>
-            <w:tcW w:type="dxa" w:w="1806"/>
+            <w:tcW w:type="dxa" w:w="2992"/>
             <w:vAlign w:val="center"/>
             <w:shd w:fill="FFFFFF"/>
             <w:tcMar>
-              <w:top w:w="80" w:type="dxa"/>
-              <w:bottom w:w="80" w:type="dxa"/>
-              <w:left w:w="100" w:type="dxa"/>
-              <w:right w:w="100" w:type="dxa"/>
+              <w:top w:w="70" w:type="dxa"/>
+              <w:bottom w:w="70" w:type="dxa"/>
+              <w:left w:w="90" w:type="dxa"/>
+              <w:right w:w="90" w:type="dxa"/>
             </w:tcMar>
           </w:tcPr>
           <w:p>
@@ -1674,14 +1620,14 @@
         </w:tc>
         <w:tc>
           <w:tcPr>
-            <w:tcW w:type="dxa" w:w="1806"/>
+            <w:tcW w:type="dxa" w:w="2992"/>
             <w:vAlign w:val="center"/>
             <w:shd w:fill="FFFFFF"/>
             <w:tcMar>
-              <w:top w:w="80" w:type="dxa"/>
-              <w:bottom w:w="80" w:type="dxa"/>
-              <w:left w:w="100" w:type="dxa"/>
-              <w:right w:w="100" w:type="dxa"/>
+              <w:top w:w="70" w:type="dxa"/>
+              <w:bottom w:w="70" w:type="dxa"/>
+              <w:left w:w="90" w:type="dxa"/>
+              <w:right w:w="90" w:type="dxa"/>
             </w:tcMar>
           </w:tcPr>
           <w:p>
@@ -1718,14 +1664,14 @@
         </w:tc>
         <w:tc>
           <w:tcPr>
-            <w:tcW w:type="dxa" w:w="1806"/>
+            <w:tcW w:type="dxa" w:w="2992"/>
             <w:vAlign w:val="center"/>
             <w:shd w:fill="FFFFFF"/>
             <w:tcMar>
-              <w:top w:w="80" w:type="dxa"/>
-              <w:bottom w:w="80" w:type="dxa"/>
-              <w:left w:w="100" w:type="dxa"/>
-              <w:right w:w="100" w:type="dxa"/>
+              <w:top w:w="70" w:type="dxa"/>
+              <w:bottom w:w="70" w:type="dxa"/>
+              <w:left w:w="90" w:type="dxa"/>
+              <w:right w:w="90" w:type="dxa"/>
             </w:tcMar>
           </w:tcPr>
           <w:p>
@@ -1762,14 +1708,14 @@
         </w:tc>
         <w:tc>
           <w:tcPr>
-            <w:tcW w:type="dxa" w:w="1806"/>
+            <w:tcW w:type="dxa" w:w="2992"/>
             <w:vAlign w:val="center"/>
             <w:shd w:fill="FFFFFF"/>
             <w:tcMar>
-              <w:top w:w="80" w:type="dxa"/>
-              <w:bottom w:w="80" w:type="dxa"/>
-              <w:left w:w="100" w:type="dxa"/>
-              <w:right w:w="100" w:type="dxa"/>
+              <w:top w:w="70" w:type="dxa"/>
+              <w:bottom w:w="70" w:type="dxa"/>
+              <w:left w:w="90" w:type="dxa"/>
+              <w:right w:w="90" w:type="dxa"/>
             </w:tcMar>
           </w:tcPr>
           <w:p>
@@ -1828,14 +1774,14 @@
         </w:trPr>
         <w:tc>
           <w:tcPr>
-            <w:tcW w:type="dxa" w:w="1806"/>
+            <w:tcW w:type="dxa" w:w="2992"/>
             <w:vAlign w:val="center"/>
             <w:shd w:fill="F2F5F9"/>
             <w:tcMar>
-              <w:top w:w="80" w:type="dxa"/>
-              <w:bottom w:w="80" w:type="dxa"/>
-              <w:left w:w="100" w:type="dxa"/>
-              <w:right w:w="100" w:type="dxa"/>
+              <w:top w:w="70" w:type="dxa"/>
+              <w:bottom w:w="70" w:type="dxa"/>
+              <w:left w:w="90" w:type="dxa"/>
+              <w:right w:w="90" w:type="dxa"/>
             </w:tcMar>
           </w:tcPr>
           <w:p>
@@ -1856,14 +1802,14 @@
         </w:tc>
         <w:tc>
           <w:tcPr>
-            <w:tcW w:type="dxa" w:w="1806"/>
+            <w:tcW w:type="dxa" w:w="2992"/>
             <w:vAlign w:val="center"/>
             <w:shd w:fill="F2F5F9"/>
             <w:tcMar>
-              <w:top w:w="80" w:type="dxa"/>
-              <w:bottom w:w="80" w:type="dxa"/>
-              <w:left w:w="100" w:type="dxa"/>
-              <w:right w:w="100" w:type="dxa"/>
+              <w:top w:w="70" w:type="dxa"/>
+              <w:bottom w:w="70" w:type="dxa"/>
+              <w:left w:w="90" w:type="dxa"/>
+              <w:right w:w="90" w:type="dxa"/>
             </w:tcMar>
           </w:tcPr>
           <w:p>
@@ -1883,14 +1829,14 @@
         </w:tc>
         <w:tc>
           <w:tcPr>
-            <w:tcW w:type="dxa" w:w="1806"/>
+            <w:tcW w:type="dxa" w:w="2992"/>
             <w:vAlign w:val="center"/>
             <w:shd w:fill="F2F5F9"/>
             <w:tcMar>
-              <w:top w:w="80" w:type="dxa"/>
-              <w:bottom w:w="80" w:type="dxa"/>
-              <w:left w:w="100" w:type="dxa"/>
-              <w:right w:w="100" w:type="dxa"/>
+              <w:top w:w="70" w:type="dxa"/>
+              <w:bottom w:w="70" w:type="dxa"/>
+              <w:left w:w="90" w:type="dxa"/>
+              <w:right w:w="90" w:type="dxa"/>
             </w:tcMar>
           </w:tcPr>
           <w:p>
@@ -1927,14 +1873,14 @@
         </w:tc>
         <w:tc>
           <w:tcPr>
-            <w:tcW w:type="dxa" w:w="1806"/>
+            <w:tcW w:type="dxa" w:w="2992"/>
             <w:vAlign w:val="center"/>
             <w:shd w:fill="F2F5F9"/>
             <w:tcMar>
-              <w:top w:w="80" w:type="dxa"/>
-              <w:bottom w:w="80" w:type="dxa"/>
-              <w:left w:w="100" w:type="dxa"/>
-              <w:right w:w="100" w:type="dxa"/>
+              <w:top w:w="70" w:type="dxa"/>
+              <w:bottom w:w="70" w:type="dxa"/>
+              <w:left w:w="90" w:type="dxa"/>
+              <w:right w:w="90" w:type="dxa"/>
             </w:tcMar>
           </w:tcPr>
           <w:p>
@@ -1954,14 +1900,14 @@
         </w:tc>
         <w:tc>
           <w:tcPr>
-            <w:tcW w:type="dxa" w:w="1806"/>
+            <w:tcW w:type="dxa" w:w="2992"/>
             <w:vAlign w:val="center"/>
             <w:shd w:fill="F2F5F9"/>
             <w:tcMar>
-              <w:top w:w="80" w:type="dxa"/>
-              <w:bottom w:w="80" w:type="dxa"/>
-              <w:left w:w="100" w:type="dxa"/>
-              <w:right w:w="100" w:type="dxa"/>
+              <w:top w:w="70" w:type="dxa"/>
+              <w:bottom w:w="70" w:type="dxa"/>
+              <w:left w:w="90" w:type="dxa"/>
+              <w:right w:w="90" w:type="dxa"/>
             </w:tcMar>
           </w:tcPr>
           <w:p>
@@ -2003,14 +1949,14 @@
         </w:trPr>
         <w:tc>
           <w:tcPr>
-            <w:tcW w:type="dxa" w:w="1806"/>
+            <w:tcW w:type="dxa" w:w="2992"/>
             <w:vAlign w:val="center"/>
             <w:shd w:fill="FFFFFF"/>
             <w:tcMar>
-              <w:top w:w="80" w:type="dxa"/>
-              <w:bottom w:w="80" w:type="dxa"/>
-              <w:left w:w="100" w:type="dxa"/>
-              <w:right w:w="100" w:type="dxa"/>
+              <w:top w:w="70" w:type="dxa"/>
+              <w:bottom w:w="70" w:type="dxa"/>
+              <w:left w:w="90" w:type="dxa"/>
+              <w:right w:w="90" w:type="dxa"/>
             </w:tcMar>
           </w:tcPr>
           <w:p>
@@ -2031,14 +1977,14 @@
         </w:tc>
         <w:tc>
           <w:tcPr>
-            <w:tcW w:type="dxa" w:w="1806"/>
+            <w:tcW w:type="dxa" w:w="2992"/>
             <w:vAlign w:val="center"/>
             <w:shd w:fill="FFFFFF"/>
             <w:tcMar>
-              <w:top w:w="80" w:type="dxa"/>
-              <w:bottom w:w="80" w:type="dxa"/>
-              <w:left w:w="100" w:type="dxa"/>
-              <w:right w:w="100" w:type="dxa"/>
+              <w:top w:w="70" w:type="dxa"/>
+              <w:bottom w:w="70" w:type="dxa"/>
+              <w:left w:w="90" w:type="dxa"/>
+              <w:right w:w="90" w:type="dxa"/>
             </w:tcMar>
           </w:tcPr>
           <w:p>
@@ -2058,14 +2004,14 @@
         </w:tc>
         <w:tc>
           <w:tcPr>
-            <w:tcW w:type="dxa" w:w="1806"/>
+            <w:tcW w:type="dxa" w:w="2992"/>
             <w:vAlign w:val="center"/>
             <w:shd w:fill="FFFFFF"/>
             <w:tcMar>
-              <w:top w:w="80" w:type="dxa"/>
-              <w:bottom w:w="80" w:type="dxa"/>
-              <w:left w:w="100" w:type="dxa"/>
-              <w:right w:w="100" w:type="dxa"/>
+              <w:top w:w="70" w:type="dxa"/>
+              <w:bottom w:w="70" w:type="dxa"/>
+              <w:left w:w="90" w:type="dxa"/>
+              <w:right w:w="90" w:type="dxa"/>
             </w:tcMar>
           </w:tcPr>
           <w:p>
@@ -2085,14 +2031,14 @@
         </w:tc>
         <w:tc>
           <w:tcPr>
-            <w:tcW w:type="dxa" w:w="1806"/>
+            <w:tcW w:type="dxa" w:w="2992"/>
             <w:vAlign w:val="center"/>
             <w:shd w:fill="FFFFFF"/>
             <w:tcMar>
-              <w:top w:w="80" w:type="dxa"/>
-              <w:bottom w:w="80" w:type="dxa"/>
-              <w:left w:w="100" w:type="dxa"/>
-              <w:right w:w="100" w:type="dxa"/>
+              <w:top w:w="70" w:type="dxa"/>
+              <w:bottom w:w="70" w:type="dxa"/>
+              <w:left w:w="90" w:type="dxa"/>
+              <w:right w:w="90" w:type="dxa"/>
             </w:tcMar>
           </w:tcPr>
           <w:p>
@@ -2112,14 +2058,14 @@
         </w:tc>
         <w:tc>
           <w:tcPr>
-            <w:tcW w:type="dxa" w:w="1806"/>
+            <w:tcW w:type="dxa" w:w="2992"/>
             <w:vAlign w:val="center"/>
             <w:shd w:fill="FFFFFF"/>
             <w:tcMar>
-              <w:top w:w="80" w:type="dxa"/>
-              <w:bottom w:w="80" w:type="dxa"/>
-              <w:left w:w="100" w:type="dxa"/>
-              <w:right w:w="100" w:type="dxa"/>
+              <w:top w:w="70" w:type="dxa"/>
+              <w:bottom w:w="70" w:type="dxa"/>
+              <w:left w:w="90" w:type="dxa"/>
+              <w:right w:w="90" w:type="dxa"/>
             </w:tcMar>
           </w:tcPr>
           <w:p>
@@ -2161,14 +2107,14 @@
         </w:trPr>
         <w:tc>
           <w:tcPr>
-            <w:tcW w:type="dxa" w:w="1806"/>
+            <w:tcW w:type="dxa" w:w="2992"/>
             <w:vAlign w:val="center"/>
             <w:shd w:fill="F2F5F9"/>
             <w:tcMar>
-              <w:top w:w="80" w:type="dxa"/>
-              <w:bottom w:w="80" w:type="dxa"/>
-              <w:left w:w="100" w:type="dxa"/>
-              <w:right w:w="100" w:type="dxa"/>
+              <w:top w:w="70" w:type="dxa"/>
+              <w:bottom w:w="70" w:type="dxa"/>
+              <w:left w:w="90" w:type="dxa"/>
+              <w:right w:w="90" w:type="dxa"/>
             </w:tcMar>
           </w:tcPr>
           <w:p>
@@ -2189,14 +2135,14 @@
         </w:tc>
         <w:tc>
           <w:tcPr>
-            <w:tcW w:type="dxa" w:w="1806"/>
+            <w:tcW w:type="dxa" w:w="2992"/>
             <w:vAlign w:val="center"/>
             <w:shd w:fill="F2F5F9"/>
             <w:tcMar>
-              <w:top w:w="80" w:type="dxa"/>
-              <w:bottom w:w="80" w:type="dxa"/>
-              <w:left w:w="100" w:type="dxa"/>
-              <w:right w:w="100" w:type="dxa"/>
+              <w:top w:w="70" w:type="dxa"/>
+              <w:bottom w:w="70" w:type="dxa"/>
+              <w:left w:w="90" w:type="dxa"/>
+              <w:right w:w="90" w:type="dxa"/>
             </w:tcMar>
           </w:tcPr>
           <w:p>
@@ -2232,14 +2178,14 @@
         </w:tc>
         <w:tc>
           <w:tcPr>
-            <w:tcW w:type="dxa" w:w="1806"/>
+            <w:tcW w:type="dxa" w:w="2992"/>
             <w:vAlign w:val="center"/>
             <w:shd w:fill="F2F5F9"/>
             <w:tcMar>
-              <w:top w:w="80" w:type="dxa"/>
-              <w:bottom w:w="80" w:type="dxa"/>
-              <w:left w:w="100" w:type="dxa"/>
-              <w:right w:w="100" w:type="dxa"/>
+              <w:top w:w="70" w:type="dxa"/>
+              <w:bottom w:w="70" w:type="dxa"/>
+              <w:left w:w="90" w:type="dxa"/>
+              <w:right w:w="90" w:type="dxa"/>
             </w:tcMar>
           </w:tcPr>
           <w:p>
@@ -2259,14 +2205,14 @@
         </w:tc>
         <w:tc>
           <w:tcPr>
-            <w:tcW w:type="dxa" w:w="1806"/>
+            <w:tcW w:type="dxa" w:w="2992"/>
             <w:vAlign w:val="center"/>
             <w:shd w:fill="F2F5F9"/>
             <w:tcMar>
-              <w:top w:w="80" w:type="dxa"/>
-              <w:bottom w:w="80" w:type="dxa"/>
-              <w:left w:w="100" w:type="dxa"/>
-              <w:right w:w="100" w:type="dxa"/>
+              <w:top w:w="70" w:type="dxa"/>
+              <w:bottom w:w="70" w:type="dxa"/>
+              <w:left w:w="90" w:type="dxa"/>
+              <w:right w:w="90" w:type="dxa"/>
             </w:tcMar>
           </w:tcPr>
           <w:p>
@@ -2303,14 +2249,14 @@
         </w:tc>
         <w:tc>
           <w:tcPr>
-            <w:tcW w:type="dxa" w:w="1806"/>
+            <w:tcW w:type="dxa" w:w="2992"/>
             <w:vAlign w:val="center"/>
             <w:shd w:fill="F2F5F9"/>
             <w:tcMar>
-              <w:top w:w="80" w:type="dxa"/>
-              <w:bottom w:w="80" w:type="dxa"/>
-              <w:left w:w="100" w:type="dxa"/>
-              <w:right w:w="100" w:type="dxa"/>
+              <w:top w:w="70" w:type="dxa"/>
+              <w:bottom w:w="70" w:type="dxa"/>
+              <w:left w:w="90" w:type="dxa"/>
+              <w:right w:w="90" w:type="dxa"/>
             </w:tcMar>
           </w:tcPr>
           <w:p>
@@ -2332,7 +2278,7 @@
     </w:tbl>
     <w:p>
       <w:pPr>
-        <w:spacing w:after="120"/>
+        <w:spacing w:after="100"/>
       </w:pPr>
     </w:p>
     <w:p>
@@ -2342,9 +2288,9 @@
       <w:r>
         <w:rPr>
           <w:color w:val="C8D2E1"/>
-          <w:sz w:val="16"/>
+          <w:sz w:val="14"/>
         </w:rPr>
-        <w:t>_________________________________________________________________________________</w:t>
+        <w:t>————————————————————————————————————————————————————————————————————————————————————————————————————————————————————————</w:t>
       </w:r>
     </w:p>
     <w:p>
@@ -2438,11 +2384,11 @@
         </w:tblBorders>
       </w:tblPr>
       <w:tblGrid>
-        <w:gridCol w:w="1806"/>
-        <w:gridCol w:w="1806"/>
-        <w:gridCol w:w="1806"/>
-        <w:gridCol w:w="1806"/>
-        <w:gridCol w:w="1806"/>
+        <w:gridCol w:w="2992"/>
+        <w:gridCol w:w="2992"/>
+        <w:gridCol w:w="2992"/>
+        <w:gridCol w:w="2992"/>
+        <w:gridCol w:w="2992"/>
       </w:tblGrid>
       <w:tr>
         <w:trPr>
@@ -2452,7 +2398,7 @@
         </w:trPr>
         <w:tc>
           <w:tcPr>
-            <w:tcW w:type="dxa" w:w="1806"/>
+            <w:tcW w:type="dxa" w:w="2992"/>
             <w:vAlign w:val="center"/>
             <w:shd w:fill="1F3864"/>
             <w:tcMar>
@@ -2480,7 +2426,7 @@
         </w:tc>
         <w:tc>
           <w:tcPr>
-            <w:tcW w:type="dxa" w:w="1806"/>
+            <w:tcW w:type="dxa" w:w="2992"/>
             <w:vAlign w:val="center"/>
             <w:shd w:fill="1F3864"/>
             <w:tcMar>
@@ -2508,7 +2454,7 @@
         </w:tc>
         <w:tc>
           <w:tcPr>
-            <w:tcW w:type="dxa" w:w="1806"/>
+            <w:tcW w:type="dxa" w:w="2992"/>
             <w:vAlign w:val="center"/>
             <w:shd w:fill="1F3864"/>
             <w:tcMar>
@@ -2536,7 +2482,7 @@
         </w:tc>
         <w:tc>
           <w:tcPr>
-            <w:tcW w:type="dxa" w:w="1806"/>
+            <w:tcW w:type="dxa" w:w="2992"/>
             <w:vAlign w:val="center"/>
             <w:shd w:fill="1F3864"/>
             <w:tcMar>
@@ -2564,7 +2510,7 @@
         </w:tc>
         <w:tc>
           <w:tcPr>
-            <w:tcW w:type="dxa" w:w="1806"/>
+            <w:tcW w:type="dxa" w:w="2992"/>
             <w:vAlign w:val="center"/>
             <w:shd w:fill="1F3864"/>
             <w:tcMar>
@@ -2597,14 +2543,14 @@
         </w:trPr>
         <w:tc>
           <w:tcPr>
-            <w:tcW w:type="dxa" w:w="1806"/>
+            <w:tcW w:type="dxa" w:w="2992"/>
             <w:vAlign w:val="center"/>
             <w:shd w:fill="FFFFFF"/>
             <w:tcMar>
-              <w:top w:w="80" w:type="dxa"/>
-              <w:bottom w:w="80" w:type="dxa"/>
-              <w:left w:w="100" w:type="dxa"/>
-              <w:right w:w="100" w:type="dxa"/>
+              <w:top w:w="70" w:type="dxa"/>
+              <w:bottom w:w="70" w:type="dxa"/>
+              <w:left w:w="90" w:type="dxa"/>
+              <w:right w:w="90" w:type="dxa"/>
             </w:tcMar>
           </w:tcPr>
           <w:p>
@@ -2625,14 +2571,14 @@
         </w:tc>
         <w:tc>
           <w:tcPr>
-            <w:tcW w:type="dxa" w:w="1806"/>
+            <w:tcW w:type="dxa" w:w="2992"/>
             <w:vAlign w:val="center"/>
             <w:shd w:fill="FFFFFF"/>
             <w:tcMar>
-              <w:top w:w="80" w:type="dxa"/>
-              <w:bottom w:w="80" w:type="dxa"/>
-              <w:left w:w="100" w:type="dxa"/>
-              <w:right w:w="100" w:type="dxa"/>
+              <w:top w:w="70" w:type="dxa"/>
+              <w:bottom w:w="70" w:type="dxa"/>
+              <w:left w:w="90" w:type="dxa"/>
+              <w:right w:w="90" w:type="dxa"/>
             </w:tcMar>
           </w:tcPr>
           <w:p>
@@ -2669,14 +2615,14 @@
         </w:tc>
         <w:tc>
           <w:tcPr>
-            <w:tcW w:type="dxa" w:w="1806"/>
+            <w:tcW w:type="dxa" w:w="2992"/>
             <w:vAlign w:val="center"/>
             <w:shd w:fill="FFFFFF"/>
             <w:tcMar>
-              <w:top w:w="80" w:type="dxa"/>
-              <w:bottom w:w="80" w:type="dxa"/>
-              <w:left w:w="100" w:type="dxa"/>
-              <w:right w:w="100" w:type="dxa"/>
+              <w:top w:w="70" w:type="dxa"/>
+              <w:bottom w:w="70" w:type="dxa"/>
+              <w:left w:w="90" w:type="dxa"/>
+              <w:right w:w="90" w:type="dxa"/>
             </w:tcMar>
           </w:tcPr>
           <w:p>
@@ -2696,14 +2642,14 @@
         </w:tc>
         <w:tc>
           <w:tcPr>
-            <w:tcW w:type="dxa" w:w="1806"/>
+            <w:tcW w:type="dxa" w:w="2992"/>
             <w:vAlign w:val="center"/>
             <w:shd w:fill="FFFFFF"/>
             <w:tcMar>
-              <w:top w:w="80" w:type="dxa"/>
-              <w:bottom w:w="80" w:type="dxa"/>
-              <w:left w:w="100" w:type="dxa"/>
-              <w:right w:w="100" w:type="dxa"/>
+              <w:top w:w="70" w:type="dxa"/>
+              <w:bottom w:w="70" w:type="dxa"/>
+              <w:left w:w="90" w:type="dxa"/>
+              <w:right w:w="90" w:type="dxa"/>
             </w:tcMar>
           </w:tcPr>
           <w:p>
@@ -2723,14 +2669,14 @@
         </w:tc>
         <w:tc>
           <w:tcPr>
-            <w:tcW w:type="dxa" w:w="1806"/>
+            <w:tcW w:type="dxa" w:w="2992"/>
             <w:vAlign w:val="center"/>
             <w:shd w:fill="FFFFFF"/>
             <w:tcMar>
-              <w:top w:w="80" w:type="dxa"/>
-              <w:bottom w:w="80" w:type="dxa"/>
-              <w:left w:w="100" w:type="dxa"/>
-              <w:right w:w="100" w:type="dxa"/>
+              <w:top w:w="70" w:type="dxa"/>
+              <w:bottom w:w="70" w:type="dxa"/>
+              <w:left w:w="90" w:type="dxa"/>
+              <w:right w:w="90" w:type="dxa"/>
             </w:tcMar>
           </w:tcPr>
           <w:p>
@@ -2755,14 +2701,14 @@
         </w:trPr>
         <w:tc>
           <w:tcPr>
-            <w:tcW w:type="dxa" w:w="1806"/>
+            <w:tcW w:type="dxa" w:w="2992"/>
             <w:vAlign w:val="center"/>
             <w:shd w:fill="F2F5F9"/>
             <w:tcMar>
-              <w:top w:w="80" w:type="dxa"/>
-              <w:bottom w:w="80" w:type="dxa"/>
-              <w:left w:w="100" w:type="dxa"/>
-              <w:right w:w="100" w:type="dxa"/>
+              <w:top w:w="70" w:type="dxa"/>
+              <w:bottom w:w="70" w:type="dxa"/>
+              <w:left w:w="90" w:type="dxa"/>
+              <w:right w:w="90" w:type="dxa"/>
             </w:tcMar>
           </w:tcPr>
           <w:p>
@@ -2783,14 +2729,14 @@
         </w:tc>
         <w:tc>
           <w:tcPr>
-            <w:tcW w:type="dxa" w:w="1806"/>
+            <w:tcW w:type="dxa" w:w="2992"/>
             <w:vAlign w:val="center"/>
             <w:shd w:fill="F2F5F9"/>
             <w:tcMar>
-              <w:top w:w="80" w:type="dxa"/>
-              <w:bottom w:w="80" w:type="dxa"/>
-              <w:left w:w="100" w:type="dxa"/>
-              <w:right w:w="100" w:type="dxa"/>
+              <w:top w:w="70" w:type="dxa"/>
+              <w:bottom w:w="70" w:type="dxa"/>
+              <w:left w:w="90" w:type="dxa"/>
+              <w:right w:w="90" w:type="dxa"/>
             </w:tcMar>
           </w:tcPr>
           <w:p>
@@ -2810,14 +2756,14 @@
         </w:tc>
         <w:tc>
           <w:tcPr>
-            <w:tcW w:type="dxa" w:w="1806"/>
+            <w:tcW w:type="dxa" w:w="2992"/>
             <w:vAlign w:val="center"/>
             <w:shd w:fill="F2F5F9"/>
             <w:tcMar>
-              <w:top w:w="80" w:type="dxa"/>
-              <w:bottom w:w="80" w:type="dxa"/>
-              <w:left w:w="100" w:type="dxa"/>
-              <w:right w:w="100" w:type="dxa"/>
+              <w:top w:w="70" w:type="dxa"/>
+              <w:bottom w:w="70" w:type="dxa"/>
+              <w:left w:w="90" w:type="dxa"/>
+              <w:right w:w="90" w:type="dxa"/>
             </w:tcMar>
           </w:tcPr>
           <w:p>
@@ -2837,14 +2783,14 @@
         </w:tc>
         <w:tc>
           <w:tcPr>
-            <w:tcW w:type="dxa" w:w="1806"/>
+            <w:tcW w:type="dxa" w:w="2992"/>
             <w:vAlign w:val="center"/>
             <w:shd w:fill="F2F5F9"/>
             <w:tcMar>
-              <w:top w:w="80" w:type="dxa"/>
-              <w:bottom w:w="80" w:type="dxa"/>
-              <w:left w:w="100" w:type="dxa"/>
-              <w:right w:w="100" w:type="dxa"/>
+              <w:top w:w="70" w:type="dxa"/>
+              <w:bottom w:w="70" w:type="dxa"/>
+              <w:left w:w="90" w:type="dxa"/>
+              <w:right w:w="90" w:type="dxa"/>
             </w:tcMar>
           </w:tcPr>
           <w:p>
@@ -2898,14 +2844,14 @@
         </w:tc>
         <w:tc>
           <w:tcPr>
-            <w:tcW w:type="dxa" w:w="1806"/>
+            <w:tcW w:type="dxa" w:w="2992"/>
             <w:vAlign w:val="center"/>
             <w:shd w:fill="F2F5F9"/>
             <w:tcMar>
-              <w:top w:w="80" w:type="dxa"/>
-              <w:bottom w:w="80" w:type="dxa"/>
-              <w:left w:w="100" w:type="dxa"/>
-              <w:right w:w="100" w:type="dxa"/>
+              <w:top w:w="70" w:type="dxa"/>
+              <w:bottom w:w="70" w:type="dxa"/>
+              <w:left w:w="90" w:type="dxa"/>
+              <w:right w:w="90" w:type="dxa"/>
             </w:tcMar>
           </w:tcPr>
           <w:p>
@@ -2947,14 +2893,14 @@
         </w:trPr>
         <w:tc>
           <w:tcPr>
-            <w:tcW w:type="dxa" w:w="1806"/>
+            <w:tcW w:type="dxa" w:w="2992"/>
             <w:vAlign w:val="center"/>
             <w:shd w:fill="FFFFFF"/>
             <w:tcMar>
-              <w:top w:w="80" w:type="dxa"/>
-              <w:bottom w:w="80" w:type="dxa"/>
-              <w:left w:w="100" w:type="dxa"/>
-              <w:right w:w="100" w:type="dxa"/>
+              <w:top w:w="70" w:type="dxa"/>
+              <w:bottom w:w="70" w:type="dxa"/>
+              <w:left w:w="90" w:type="dxa"/>
+              <w:right w:w="90" w:type="dxa"/>
             </w:tcMar>
           </w:tcPr>
           <w:p>
@@ -2975,14 +2921,14 @@
         </w:tc>
         <w:tc>
           <w:tcPr>
-            <w:tcW w:type="dxa" w:w="1806"/>
+            <w:tcW w:type="dxa" w:w="2992"/>
             <w:vAlign w:val="center"/>
             <w:shd w:fill="FFFFFF"/>
             <w:tcMar>
-              <w:top w:w="80" w:type="dxa"/>
-              <w:bottom w:w="80" w:type="dxa"/>
-              <w:left w:w="100" w:type="dxa"/>
-              <w:right w:w="100" w:type="dxa"/>
+              <w:top w:w="70" w:type="dxa"/>
+              <w:bottom w:w="70" w:type="dxa"/>
+              <w:left w:w="90" w:type="dxa"/>
+              <w:right w:w="90" w:type="dxa"/>
             </w:tcMar>
           </w:tcPr>
           <w:p>
@@ -3036,14 +2982,14 @@
         </w:tc>
         <w:tc>
           <w:tcPr>
-            <w:tcW w:type="dxa" w:w="1806"/>
+            <w:tcW w:type="dxa" w:w="2992"/>
             <w:vAlign w:val="center"/>
             <w:shd w:fill="FFFFFF"/>
             <w:tcMar>
-              <w:top w:w="80" w:type="dxa"/>
-              <w:bottom w:w="80" w:type="dxa"/>
-              <w:left w:w="100" w:type="dxa"/>
-              <w:right w:w="100" w:type="dxa"/>
+              <w:top w:w="70" w:type="dxa"/>
+              <w:bottom w:w="70" w:type="dxa"/>
+              <w:left w:w="90" w:type="dxa"/>
+              <w:right w:w="90" w:type="dxa"/>
             </w:tcMar>
           </w:tcPr>
           <w:p>
@@ -3063,14 +3009,14 @@
         </w:tc>
         <w:tc>
           <w:tcPr>
-            <w:tcW w:type="dxa" w:w="1806"/>
+            <w:tcW w:type="dxa" w:w="2992"/>
             <w:vAlign w:val="center"/>
             <w:shd w:fill="FFFFFF"/>
             <w:tcMar>
-              <w:top w:w="80" w:type="dxa"/>
-              <w:bottom w:w="80" w:type="dxa"/>
-              <w:left w:w="100" w:type="dxa"/>
-              <w:right w:w="100" w:type="dxa"/>
+              <w:top w:w="70" w:type="dxa"/>
+              <w:bottom w:w="70" w:type="dxa"/>
+              <w:left w:w="90" w:type="dxa"/>
+              <w:right w:w="90" w:type="dxa"/>
             </w:tcMar>
           </w:tcPr>
           <w:p>
@@ -3090,14 +3036,14 @@
         </w:tc>
         <w:tc>
           <w:tcPr>
-            <w:tcW w:type="dxa" w:w="1806"/>
+            <w:tcW w:type="dxa" w:w="2992"/>
             <w:vAlign w:val="center"/>
             <w:shd w:fill="FFFFFF"/>
             <w:tcMar>
-              <w:top w:w="80" w:type="dxa"/>
-              <w:bottom w:w="80" w:type="dxa"/>
-              <w:left w:w="100" w:type="dxa"/>
-              <w:right w:w="100" w:type="dxa"/>
+              <w:top w:w="70" w:type="dxa"/>
+              <w:bottom w:w="70" w:type="dxa"/>
+              <w:left w:w="90" w:type="dxa"/>
+              <w:right w:w="90" w:type="dxa"/>
             </w:tcMar>
           </w:tcPr>
           <w:p>
@@ -3122,14 +3068,14 @@
         </w:trPr>
         <w:tc>
           <w:tcPr>
-            <w:tcW w:type="dxa" w:w="1806"/>
+            <w:tcW w:type="dxa" w:w="2992"/>
             <w:vAlign w:val="center"/>
             <w:shd w:fill="F2F5F9"/>
             <w:tcMar>
-              <w:top w:w="80" w:type="dxa"/>
-              <w:bottom w:w="80" w:type="dxa"/>
-              <w:left w:w="100" w:type="dxa"/>
-              <w:right w:w="100" w:type="dxa"/>
+              <w:top w:w="70" w:type="dxa"/>
+              <w:bottom w:w="70" w:type="dxa"/>
+              <w:left w:w="90" w:type="dxa"/>
+              <w:right w:w="90" w:type="dxa"/>
             </w:tcMar>
           </w:tcPr>
           <w:p>
@@ -3150,14 +3096,14 @@
         </w:tc>
         <w:tc>
           <w:tcPr>
-            <w:tcW w:type="dxa" w:w="1806"/>
+            <w:tcW w:type="dxa" w:w="2992"/>
             <w:vAlign w:val="center"/>
             <w:shd w:fill="F2F5F9"/>
             <w:tcMar>
-              <w:top w:w="80" w:type="dxa"/>
-              <w:bottom w:w="80" w:type="dxa"/>
-              <w:left w:w="100" w:type="dxa"/>
-              <w:right w:w="100" w:type="dxa"/>
+              <w:top w:w="70" w:type="dxa"/>
+              <w:bottom w:w="70" w:type="dxa"/>
+              <w:left w:w="90" w:type="dxa"/>
+              <w:right w:w="90" w:type="dxa"/>
             </w:tcMar>
           </w:tcPr>
           <w:p>
@@ -3193,14 +3139,14 @@
         </w:tc>
         <w:tc>
           <w:tcPr>
-            <w:tcW w:type="dxa" w:w="1806"/>
+            <w:tcW w:type="dxa" w:w="2992"/>
             <w:vAlign w:val="center"/>
             <w:shd w:fill="F2F5F9"/>
             <w:tcMar>
-              <w:top w:w="80" w:type="dxa"/>
-              <w:bottom w:w="80" w:type="dxa"/>
-              <w:left w:w="100" w:type="dxa"/>
-              <w:right w:w="100" w:type="dxa"/>
+              <w:top w:w="70" w:type="dxa"/>
+              <w:bottom w:w="70" w:type="dxa"/>
+              <w:left w:w="90" w:type="dxa"/>
+              <w:right w:w="90" w:type="dxa"/>
             </w:tcMar>
           </w:tcPr>
           <w:p>
@@ -3220,14 +3166,14 @@
         </w:tc>
         <w:tc>
           <w:tcPr>
-            <w:tcW w:type="dxa" w:w="1806"/>
+            <w:tcW w:type="dxa" w:w="2992"/>
             <w:vAlign w:val="center"/>
             <w:shd w:fill="F2F5F9"/>
             <w:tcMar>
-              <w:top w:w="80" w:type="dxa"/>
-              <w:bottom w:w="80" w:type="dxa"/>
-              <w:left w:w="100" w:type="dxa"/>
-              <w:right w:w="100" w:type="dxa"/>
+              <w:top w:w="70" w:type="dxa"/>
+              <w:bottom w:w="70" w:type="dxa"/>
+              <w:left w:w="90" w:type="dxa"/>
+              <w:right w:w="90" w:type="dxa"/>
             </w:tcMar>
           </w:tcPr>
           <w:p>
@@ -3247,14 +3193,14 @@
         </w:tc>
         <w:tc>
           <w:tcPr>
-            <w:tcW w:type="dxa" w:w="1806"/>
+            <w:tcW w:type="dxa" w:w="2992"/>
             <w:vAlign w:val="center"/>
             <w:shd w:fill="F2F5F9"/>
             <w:tcMar>
-              <w:top w:w="80" w:type="dxa"/>
-              <w:bottom w:w="80" w:type="dxa"/>
-              <w:left w:w="100" w:type="dxa"/>
-              <w:right w:w="100" w:type="dxa"/>
+              <w:top w:w="70" w:type="dxa"/>
+              <w:bottom w:w="70" w:type="dxa"/>
+              <w:left w:w="90" w:type="dxa"/>
+              <w:right w:w="90" w:type="dxa"/>
             </w:tcMar>
           </w:tcPr>
           <w:p>
@@ -3276,7 +3222,7 @@
     </w:tbl>
     <w:p>
       <w:pPr>
-        <w:spacing w:after="120"/>
+        <w:spacing w:after="100"/>
       </w:pPr>
     </w:p>
     <w:p>
@@ -3286,9 +3232,9 @@
       <w:r>
         <w:rPr>
           <w:color w:val="C8D2E1"/>
-          <w:sz w:val="16"/>
+          <w:sz w:val="14"/>
         </w:rPr>
-        <w:t>_________________________________________________________________________________</w:t>
+        <w:t>————————————————————————————————————————————————————————————————————————————————————————————————————————————————————————</w:t>
       </w:r>
     </w:p>
     <w:p>
@@ -3382,11 +3328,11 @@
         </w:tblBorders>
       </w:tblPr>
       <w:tblGrid>
-        <w:gridCol w:w="1806"/>
-        <w:gridCol w:w="1806"/>
-        <w:gridCol w:w="1806"/>
-        <w:gridCol w:w="1806"/>
-        <w:gridCol w:w="1806"/>
+        <w:gridCol w:w="2992"/>
+        <w:gridCol w:w="2992"/>
+        <w:gridCol w:w="2992"/>
+        <w:gridCol w:w="2992"/>
+        <w:gridCol w:w="2992"/>
       </w:tblGrid>
       <w:tr>
         <w:trPr>
@@ -3396,7 +3342,7 @@
         </w:trPr>
         <w:tc>
           <w:tcPr>
-            <w:tcW w:type="dxa" w:w="1806"/>
+            <w:tcW w:type="dxa" w:w="2992"/>
             <w:vAlign w:val="center"/>
             <w:shd w:fill="1F3864"/>
             <w:tcMar>
@@ -3424,7 +3370,7 @@
         </w:tc>
         <w:tc>
           <w:tcPr>
-            <w:tcW w:type="dxa" w:w="1806"/>
+            <w:tcW w:type="dxa" w:w="2992"/>
             <w:vAlign w:val="center"/>
             <w:shd w:fill="1F3864"/>
             <w:tcMar>
@@ -3452,7 +3398,7 @@
         </w:tc>
         <w:tc>
           <w:tcPr>
-            <w:tcW w:type="dxa" w:w="1806"/>
+            <w:tcW w:type="dxa" w:w="2992"/>
             <w:vAlign w:val="center"/>
             <w:shd w:fill="1F3864"/>
             <w:tcMar>
@@ -3480,7 +3426,7 @@
         </w:tc>
         <w:tc>
           <w:tcPr>
-            <w:tcW w:type="dxa" w:w="1806"/>
+            <w:tcW w:type="dxa" w:w="2992"/>
             <w:vAlign w:val="center"/>
             <w:shd w:fill="1F3864"/>
             <w:tcMar>
@@ -3508,7 +3454,7 @@
         </w:tc>
         <w:tc>
           <w:tcPr>
-            <w:tcW w:type="dxa" w:w="1806"/>
+            <w:tcW w:type="dxa" w:w="2992"/>
             <w:vAlign w:val="center"/>
             <w:shd w:fill="1F3864"/>
             <w:tcMar>
@@ -3541,14 +3487,14 @@
         </w:trPr>
         <w:tc>
           <w:tcPr>
-            <w:tcW w:type="dxa" w:w="1806"/>
+            <w:tcW w:type="dxa" w:w="2992"/>
             <w:vAlign w:val="center"/>
             <w:shd w:fill="FFFFFF"/>
             <w:tcMar>
-              <w:top w:w="80" w:type="dxa"/>
-              <w:bottom w:w="80" w:type="dxa"/>
-              <w:left w:w="100" w:type="dxa"/>
-              <w:right w:w="100" w:type="dxa"/>
+              <w:top w:w="70" w:type="dxa"/>
+              <w:bottom w:w="70" w:type="dxa"/>
+              <w:left w:w="90" w:type="dxa"/>
+              <w:right w:w="90" w:type="dxa"/>
             </w:tcMar>
           </w:tcPr>
           <w:p>
@@ -3569,14 +3515,14 @@
         </w:tc>
         <w:tc>
           <w:tcPr>
-            <w:tcW w:type="dxa" w:w="1806"/>
+            <w:tcW w:type="dxa" w:w="2992"/>
             <w:vAlign w:val="center"/>
             <w:shd w:fill="FFFFFF"/>
             <w:tcMar>
-              <w:top w:w="80" w:type="dxa"/>
-              <w:bottom w:w="80" w:type="dxa"/>
-              <w:left w:w="100" w:type="dxa"/>
-              <w:right w:w="100" w:type="dxa"/>
+              <w:top w:w="70" w:type="dxa"/>
+              <w:bottom w:w="70" w:type="dxa"/>
+              <w:left w:w="90" w:type="dxa"/>
+              <w:right w:w="90" w:type="dxa"/>
             </w:tcMar>
           </w:tcPr>
           <w:p>
@@ -3596,14 +3542,14 @@
         </w:tc>
         <w:tc>
           <w:tcPr>
-            <w:tcW w:type="dxa" w:w="1806"/>
+            <w:tcW w:type="dxa" w:w="2992"/>
             <w:vAlign w:val="center"/>
             <w:shd w:fill="FFFFFF"/>
             <w:tcMar>
-              <w:top w:w="80" w:type="dxa"/>
-              <w:bottom w:w="80" w:type="dxa"/>
-              <w:left w:w="100" w:type="dxa"/>
-              <w:right w:w="100" w:type="dxa"/>
+              <w:top w:w="70" w:type="dxa"/>
+              <w:bottom w:w="70" w:type="dxa"/>
+              <w:left w:w="90" w:type="dxa"/>
+              <w:right w:w="90" w:type="dxa"/>
             </w:tcMar>
           </w:tcPr>
           <w:p>
@@ -3623,14 +3569,14 @@
         </w:tc>
         <w:tc>
           <w:tcPr>
-            <w:tcW w:type="dxa" w:w="1806"/>
+            <w:tcW w:type="dxa" w:w="2992"/>
             <w:vAlign w:val="center"/>
             <w:shd w:fill="FFFFFF"/>
             <w:tcMar>
-              <w:top w:w="80" w:type="dxa"/>
-              <w:bottom w:w="80" w:type="dxa"/>
-              <w:left w:w="100" w:type="dxa"/>
-              <w:right w:w="100" w:type="dxa"/>
+              <w:top w:w="70" w:type="dxa"/>
+              <w:bottom w:w="70" w:type="dxa"/>
+              <w:left w:w="90" w:type="dxa"/>
+              <w:right w:w="90" w:type="dxa"/>
             </w:tcMar>
           </w:tcPr>
           <w:p>
@@ -3650,14 +3596,14 @@
         </w:tc>
         <w:tc>
           <w:tcPr>
-            <w:tcW w:type="dxa" w:w="1806"/>
+            <w:tcW w:type="dxa" w:w="2992"/>
             <w:vAlign w:val="center"/>
             <w:shd w:fill="FFFFFF"/>
             <w:tcMar>
-              <w:top w:w="80" w:type="dxa"/>
-              <w:bottom w:w="80" w:type="dxa"/>
-              <w:left w:w="100" w:type="dxa"/>
-              <w:right w:w="100" w:type="dxa"/>
+              <w:top w:w="70" w:type="dxa"/>
+              <w:bottom w:w="70" w:type="dxa"/>
+              <w:left w:w="90" w:type="dxa"/>
+              <w:right w:w="90" w:type="dxa"/>
             </w:tcMar>
           </w:tcPr>
           <w:p>
@@ -3682,14 +3628,14 @@
         </w:trPr>
         <w:tc>
           <w:tcPr>
-            <w:tcW w:type="dxa" w:w="1806"/>
+            <w:tcW w:type="dxa" w:w="2992"/>
             <w:vAlign w:val="center"/>
             <w:shd w:fill="F2F5F9"/>
             <w:tcMar>
-              <w:top w:w="80" w:type="dxa"/>
-              <w:bottom w:w="80" w:type="dxa"/>
-              <w:left w:w="100" w:type="dxa"/>
-              <w:right w:w="100" w:type="dxa"/>
+              <w:top w:w="70" w:type="dxa"/>
+              <w:bottom w:w="70" w:type="dxa"/>
+              <w:left w:w="90" w:type="dxa"/>
+              <w:right w:w="90" w:type="dxa"/>
             </w:tcMar>
           </w:tcPr>
           <w:p>
@@ -3710,14 +3656,14 @@
         </w:tc>
         <w:tc>
           <w:tcPr>
-            <w:tcW w:type="dxa" w:w="1806"/>
+            <w:tcW w:type="dxa" w:w="2992"/>
             <w:vAlign w:val="center"/>
             <w:shd w:fill="F2F5F9"/>
             <w:tcMar>
-              <w:top w:w="80" w:type="dxa"/>
-              <w:bottom w:w="80" w:type="dxa"/>
-              <w:left w:w="100" w:type="dxa"/>
-              <w:right w:w="100" w:type="dxa"/>
+              <w:top w:w="70" w:type="dxa"/>
+              <w:bottom w:w="70" w:type="dxa"/>
+              <w:left w:w="90" w:type="dxa"/>
+              <w:right w:w="90" w:type="dxa"/>
             </w:tcMar>
           </w:tcPr>
           <w:p>
@@ -3737,14 +3683,14 @@
         </w:tc>
         <w:tc>
           <w:tcPr>
-            <w:tcW w:type="dxa" w:w="1806"/>
+            <w:tcW w:type="dxa" w:w="2992"/>
             <w:vAlign w:val="center"/>
             <w:shd w:fill="F2F5F9"/>
             <w:tcMar>
-              <w:top w:w="80" w:type="dxa"/>
-              <w:bottom w:w="80" w:type="dxa"/>
-              <w:left w:w="100" w:type="dxa"/>
-              <w:right w:w="100" w:type="dxa"/>
+              <w:top w:w="70" w:type="dxa"/>
+              <w:bottom w:w="70" w:type="dxa"/>
+              <w:left w:w="90" w:type="dxa"/>
+              <w:right w:w="90" w:type="dxa"/>
             </w:tcMar>
           </w:tcPr>
           <w:p>
@@ -3764,14 +3710,14 @@
         </w:tc>
         <w:tc>
           <w:tcPr>
-            <w:tcW w:type="dxa" w:w="1806"/>
+            <w:tcW w:type="dxa" w:w="2992"/>
             <w:vAlign w:val="center"/>
             <w:shd w:fill="F2F5F9"/>
             <w:tcMar>
-              <w:top w:w="80" w:type="dxa"/>
-              <w:bottom w:w="80" w:type="dxa"/>
-              <w:left w:w="100" w:type="dxa"/>
-              <w:right w:w="100" w:type="dxa"/>
+              <w:top w:w="70" w:type="dxa"/>
+              <w:bottom w:w="70" w:type="dxa"/>
+              <w:left w:w="90" w:type="dxa"/>
+              <w:right w:w="90" w:type="dxa"/>
             </w:tcMar>
           </w:tcPr>
           <w:p>
@@ -3791,14 +3737,14 @@
         </w:tc>
         <w:tc>
           <w:tcPr>
-            <w:tcW w:type="dxa" w:w="1806"/>
+            <w:tcW w:type="dxa" w:w="2992"/>
             <w:vAlign w:val="center"/>
             <w:shd w:fill="F2F5F9"/>
             <w:tcMar>
-              <w:top w:w="80" w:type="dxa"/>
-              <w:bottom w:w="80" w:type="dxa"/>
-              <w:left w:w="100" w:type="dxa"/>
-              <w:right w:w="100" w:type="dxa"/>
+              <w:top w:w="70" w:type="dxa"/>
+              <w:bottom w:w="70" w:type="dxa"/>
+              <w:left w:w="90" w:type="dxa"/>
+              <w:right w:w="90" w:type="dxa"/>
             </w:tcMar>
           </w:tcPr>
           <w:p>
@@ -3823,14 +3769,14 @@
         </w:trPr>
         <w:tc>
           <w:tcPr>
-            <w:tcW w:type="dxa" w:w="1806"/>
+            <w:tcW w:type="dxa" w:w="2992"/>
             <w:vAlign w:val="center"/>
             <w:shd w:fill="FFFFFF"/>
             <w:tcMar>
-              <w:top w:w="80" w:type="dxa"/>
-              <w:bottom w:w="80" w:type="dxa"/>
-              <w:left w:w="100" w:type="dxa"/>
-              <w:right w:w="100" w:type="dxa"/>
+              <w:top w:w="70" w:type="dxa"/>
+              <w:bottom w:w="70" w:type="dxa"/>
+              <w:left w:w="90" w:type="dxa"/>
+              <w:right w:w="90" w:type="dxa"/>
             </w:tcMar>
           </w:tcPr>
           <w:p>
@@ -3851,14 +3797,14 @@
         </w:tc>
         <w:tc>
           <w:tcPr>
-            <w:tcW w:type="dxa" w:w="1806"/>
+            <w:tcW w:type="dxa" w:w="2992"/>
             <w:vAlign w:val="center"/>
             <w:shd w:fill="FFFFFF"/>
             <w:tcMar>
-              <w:top w:w="80" w:type="dxa"/>
-              <w:bottom w:w="80" w:type="dxa"/>
-              <w:left w:w="100" w:type="dxa"/>
-              <w:right w:w="100" w:type="dxa"/>
+              <w:top w:w="70" w:type="dxa"/>
+              <w:bottom w:w="70" w:type="dxa"/>
+              <w:left w:w="90" w:type="dxa"/>
+              <w:right w:w="90" w:type="dxa"/>
             </w:tcMar>
           </w:tcPr>
           <w:p>
@@ -3895,14 +3841,14 @@
         </w:tc>
         <w:tc>
           <w:tcPr>
-            <w:tcW w:type="dxa" w:w="1806"/>
+            <w:tcW w:type="dxa" w:w="2992"/>
             <w:vAlign w:val="center"/>
             <w:shd w:fill="FFFFFF"/>
             <w:tcMar>
-              <w:top w:w="80" w:type="dxa"/>
-              <w:bottom w:w="80" w:type="dxa"/>
-              <w:left w:w="100" w:type="dxa"/>
-              <w:right w:w="100" w:type="dxa"/>
+              <w:top w:w="70" w:type="dxa"/>
+              <w:bottom w:w="70" w:type="dxa"/>
+              <w:left w:w="90" w:type="dxa"/>
+              <w:right w:w="90" w:type="dxa"/>
             </w:tcMar>
           </w:tcPr>
           <w:p>
@@ -3922,14 +3868,14 @@
         </w:tc>
         <w:tc>
           <w:tcPr>
-            <w:tcW w:type="dxa" w:w="1806"/>
+            <w:tcW w:type="dxa" w:w="2992"/>
             <w:vAlign w:val="center"/>
             <w:shd w:fill="FFFFFF"/>
             <w:tcMar>
-              <w:top w:w="80" w:type="dxa"/>
-              <w:bottom w:w="80" w:type="dxa"/>
-              <w:left w:w="100" w:type="dxa"/>
-              <w:right w:w="100" w:type="dxa"/>
+              <w:top w:w="70" w:type="dxa"/>
+              <w:bottom w:w="70" w:type="dxa"/>
+              <w:left w:w="90" w:type="dxa"/>
+              <w:right w:w="90" w:type="dxa"/>
             </w:tcMar>
           </w:tcPr>
           <w:p>
@@ -3966,14 +3912,14 @@
         </w:tc>
         <w:tc>
           <w:tcPr>
-            <w:tcW w:type="dxa" w:w="1806"/>
+            <w:tcW w:type="dxa" w:w="2992"/>
             <w:vAlign w:val="center"/>
             <w:shd w:fill="FFFFFF"/>
             <w:tcMar>
-              <w:top w:w="80" w:type="dxa"/>
-              <w:bottom w:w="80" w:type="dxa"/>
-              <w:left w:w="100" w:type="dxa"/>
-              <w:right w:w="100" w:type="dxa"/>
+              <w:top w:w="70" w:type="dxa"/>
+              <w:bottom w:w="70" w:type="dxa"/>
+              <w:left w:w="90" w:type="dxa"/>
+              <w:right w:w="90" w:type="dxa"/>
             </w:tcMar>
           </w:tcPr>
           <w:p>
@@ -3998,14 +3944,14 @@
         </w:trPr>
         <w:tc>
           <w:tcPr>
-            <w:tcW w:type="dxa" w:w="1806"/>
+            <w:tcW w:type="dxa" w:w="2992"/>
             <w:vAlign w:val="center"/>
             <w:shd w:fill="F2F5F9"/>
             <w:tcMar>
-              <w:top w:w="80" w:type="dxa"/>
-              <w:bottom w:w="80" w:type="dxa"/>
-              <w:left w:w="100" w:type="dxa"/>
-              <w:right w:w="100" w:type="dxa"/>
+              <w:top w:w="70" w:type="dxa"/>
+              <w:bottom w:w="70" w:type="dxa"/>
+              <w:left w:w="90" w:type="dxa"/>
+              <w:right w:w="90" w:type="dxa"/>
             </w:tcMar>
           </w:tcPr>
           <w:p>
@@ -4026,14 +3972,14 @@
         </w:tc>
         <w:tc>
           <w:tcPr>
-            <w:tcW w:type="dxa" w:w="1806"/>
+            <w:tcW w:type="dxa" w:w="2992"/>
             <w:vAlign w:val="center"/>
             <w:shd w:fill="F2F5F9"/>
             <w:tcMar>
-              <w:top w:w="80" w:type="dxa"/>
-              <w:bottom w:w="80" w:type="dxa"/>
-              <w:left w:w="100" w:type="dxa"/>
-              <w:right w:w="100" w:type="dxa"/>
+              <w:top w:w="70" w:type="dxa"/>
+              <w:bottom w:w="70" w:type="dxa"/>
+              <w:left w:w="90" w:type="dxa"/>
+              <w:right w:w="90" w:type="dxa"/>
             </w:tcMar>
           </w:tcPr>
           <w:p>
@@ -4053,14 +3999,14 @@
         </w:tc>
         <w:tc>
           <w:tcPr>
-            <w:tcW w:type="dxa" w:w="1806"/>
+            <w:tcW w:type="dxa" w:w="2992"/>
             <w:vAlign w:val="center"/>
             <w:shd w:fill="F2F5F9"/>
             <w:tcMar>
-              <w:top w:w="80" w:type="dxa"/>
-              <w:bottom w:w="80" w:type="dxa"/>
-              <w:left w:w="100" w:type="dxa"/>
-              <w:right w:w="100" w:type="dxa"/>
+              <w:top w:w="70" w:type="dxa"/>
+              <w:bottom w:w="70" w:type="dxa"/>
+              <w:left w:w="90" w:type="dxa"/>
+              <w:right w:w="90" w:type="dxa"/>
             </w:tcMar>
           </w:tcPr>
           <w:p>
@@ -4080,14 +4026,14 @@
         </w:tc>
         <w:tc>
           <w:tcPr>
-            <w:tcW w:type="dxa" w:w="1806"/>
+            <w:tcW w:type="dxa" w:w="2992"/>
             <w:vAlign w:val="center"/>
             <w:shd w:fill="F2F5F9"/>
             <w:tcMar>
-              <w:top w:w="80" w:type="dxa"/>
-              <w:bottom w:w="80" w:type="dxa"/>
-              <w:left w:w="100" w:type="dxa"/>
-              <w:right w:w="100" w:type="dxa"/>
+              <w:top w:w="70" w:type="dxa"/>
+              <w:bottom w:w="70" w:type="dxa"/>
+              <w:left w:w="90" w:type="dxa"/>
+              <w:right w:w="90" w:type="dxa"/>
             </w:tcMar>
           </w:tcPr>
           <w:p>
@@ -4107,14 +4053,14 @@
         </w:tc>
         <w:tc>
           <w:tcPr>
-            <w:tcW w:type="dxa" w:w="1806"/>
+            <w:tcW w:type="dxa" w:w="2992"/>
             <w:vAlign w:val="center"/>
             <w:shd w:fill="F2F5F9"/>
             <w:tcMar>
-              <w:top w:w="80" w:type="dxa"/>
-              <w:bottom w:w="80" w:type="dxa"/>
-              <w:left w:w="100" w:type="dxa"/>
-              <w:right w:w="100" w:type="dxa"/>
+              <w:top w:w="70" w:type="dxa"/>
+              <w:bottom w:w="70" w:type="dxa"/>
+              <w:left w:w="90" w:type="dxa"/>
+              <w:right w:w="90" w:type="dxa"/>
             </w:tcMar>
           </w:tcPr>
           <w:p>
@@ -4136,7 +4082,7 @@
     </w:tbl>
     <w:p>
       <w:pPr>
-        <w:spacing w:after="120"/>
+        <w:spacing w:after="100"/>
       </w:pPr>
     </w:p>
     <w:p>
@@ -4146,9 +4092,9 @@
       <w:r>
         <w:rPr>
           <w:color w:val="C8D2E1"/>
-          <w:sz w:val="16"/>
+          <w:sz w:val="14"/>
         </w:rPr>
-        <w:t>_________________________________________________________________________________</w:t>
+        <w:t>————————————————————————————————————————————————————————————————————————————————————————————————————————————————————————</w:t>
       </w:r>
     </w:p>
     <w:p>
@@ -4183,6 +4129,7 @@
       <w:tblPr>
         <w:tblW w:type="auto" w:w="0"/>
         <w:jc w:val="center"/>
+        <w:tblLayout w:type="fixed"/>
         <w:tblLook w:firstColumn="1" w:firstRow="1" w:lastColumn="0" w:lastRow="0" w:noHBand="0" w:noVBand="1" w:val="04A0"/>
         <w:tblBorders>
           <w:top w:val="single" w:sz="4" w:space="0" w:color="E2E8F0"/>
@@ -4194,12 +4141,12 @@
         </w:tblBorders>
       </w:tblPr>
       <w:tblGrid>
-        <w:gridCol w:w="9029"/>
+        <w:gridCol w:w="14962"/>
       </w:tblGrid>
       <w:tr>
         <w:tc>
           <w:tcPr>
-            <w:tcW w:type="dxa" w:w="9029"/>
+            <w:tcW w:type="dxa" w:w="14112"/>
             <w:shd w:fill="F8F9FA"/>
             <w:tcMar>
               <w:top w:w="100" w:type="dxa"/>
@@ -4216,7 +4163,7 @@
               <w:rPr>
                 <w:rFonts w:ascii="Consolas" w:hAnsi="Consolas"/>
                 <w:color w:val="282828"/>
-                <w:sz w:val="18"/>
+                <w:sz w:val="17"/>
               </w:rPr>
               <w:t>================================================================================================================</w:t>
               <w:br/>
@@ -4266,9 +4213,9 @@
       <w:r>
         <w:rPr>
           <w:color w:val="C8D2E1"/>
-          <w:sz w:val="16"/>
+          <w:sz w:val="14"/>
         </w:rPr>
-        <w:t>_________________________________________________________________________________</w:t>
+        <w:t>————————————————————————————————————————————————————————————————————————————————————————————————————————————————————————</w:t>
       </w:r>
     </w:p>
     <w:p>
@@ -4464,9 +4411,9 @@
       <w:r>
         <w:rPr>
           <w:color w:val="C8D2E1"/>
-          <w:sz w:val="16"/>
+          <w:sz w:val="14"/>
         </w:rPr>
-        <w:t>_________________________________________________________________________________</w:t>
+        <w:t>————————————————————————————————————————————————————————————————————————————————————————————————————————————————————————</w:t>
       </w:r>
     </w:p>
     <w:p>
@@ -4484,13 +4431,53 @@
       </w:r>
     </w:p>
     <w:sectPr>
-      <w:pgSz w:w="11909" w:h="16834"/>
-      <w:pgMar w:top="1440" w:right="1440" w:bottom="1440" w:left="1440" w:header="720" w:footer="720" w:gutter="0"/>
+      <w:headerReference w:type="default" r:id="rId9"/>
+      <w:footerReference w:type="default" r:id="rId10"/>
+      <w:pgSz w:w="16834" w:h="11909" w:orient="landscape"/>
+      <w:pgMar w:top="936" w:right="936" w:bottom="936" w:left="936" w:header="720" w:footer="720" w:gutter="0"/>
       <w:cols w:space="720"/>
       <w:docGrid w:linePitch="360"/>
     </w:sectPr>
   </w:body>
 </w:document>
+</file>
+
+<file path=word/footer1.xml><?xml version="1.0" encoding="utf-8"?>
+<w:ftr xmlns:m="http://schemas.openxmlformats.org/officeDocument/2006/math" xmlns:mc="http://schemas.openxmlformats.org/markup-compatibility/2006" xmlns:mo="http://schemas.microsoft.com/office/mac/office/2008/main" xmlns:mv="urn:schemas-microsoft-com:mac:vml" xmlns:o="urn:schemas-microsoft-com:office:office" xmlns:r="http://schemas.openxmlformats.org/officeDocument/2006/relationships" xmlns:v="urn:schemas-microsoft-com:vml" xmlns:w10="urn:schemas-microsoft-com:office:word" xmlns:w14="http://schemas.microsoft.com/office/word/2010/wordml" xmlns:w="http://schemas.openxmlformats.org/wordprocessingml/2006/main" xmlns:wne="http://schemas.microsoft.com/office/word/2006/wordml" xmlns:wp14="http://schemas.microsoft.com/office/word/2010/wordprocessingDrawing" xmlns:wp="http://schemas.openxmlformats.org/drawingml/2006/wordprocessingDrawing" xmlns:wpc="http://schemas.microsoft.com/office/word/2010/wordprocessingCanvas" xmlns:wpg="http://schemas.microsoft.com/office/word/2010/wordprocessingGroup" xmlns:wpi="http://schemas.microsoft.com/office/word/2010/wordprocessingInk" xmlns:wps="http://schemas.microsoft.com/office/word/2010/wordprocessingShape" mc:Ignorable="w14 wp14">
+  <w:p>
+    <w:pPr>
+      <w:pStyle w:val="Footer"/>
+      <w:jc w:val="left"/>
+    </w:pPr>
+    <w:r>
+      <w:rPr>
+        <w:rFonts w:ascii="Calibri" w:hAnsi="Calibri"/>
+        <w:color w:val="646464"/>
+        <w:sz w:val="17"/>
+      </w:rPr>
+      <w:t>Buku Kurikulum KPT-OBE SISTEKIN 2026  |  FSTI Universitas Widyagama Malang</w:t>
+    </w:r>
+  </w:p>
+</w:ftr>
+</file>
+
+<file path=word/header1.xml><?xml version="1.0" encoding="utf-8"?>
+<w:hdr xmlns:m="http://schemas.openxmlformats.org/officeDocument/2006/math" xmlns:mc="http://schemas.openxmlformats.org/markup-compatibility/2006" xmlns:mo="http://schemas.microsoft.com/office/mac/office/2008/main" xmlns:mv="urn:schemas-microsoft-com:mac:vml" xmlns:o="urn:schemas-microsoft-com:office:office" xmlns:r="http://schemas.openxmlformats.org/officeDocument/2006/relationships" xmlns:v="urn:schemas-microsoft-com:vml" xmlns:w10="urn:schemas-microsoft-com:office:word" xmlns:w14="http://schemas.microsoft.com/office/word/2010/wordml" xmlns:w="http://schemas.openxmlformats.org/wordprocessingml/2006/main" xmlns:wne="http://schemas.microsoft.com/office/word/2006/wordml" xmlns:wp14="http://schemas.microsoft.com/office/word/2010/wordprocessingDrawing" xmlns:wp="http://schemas.openxmlformats.org/drawingml/2006/wordprocessingDrawing" xmlns:wpc="http://schemas.microsoft.com/office/word/2010/wordprocessingCanvas" xmlns:wpg="http://schemas.microsoft.com/office/word/2010/wordprocessingGroup" xmlns:wpi="http://schemas.microsoft.com/office/word/2010/wordprocessingInk" xmlns:wps="http://schemas.microsoft.com/office/word/2010/wordprocessingShape" mc:Ignorable="w14 wp14">
+  <w:p>
+    <w:pPr>
+      <w:pStyle w:val="Header"/>
+      <w:jc w:val="right"/>
+    </w:pPr>
+    <w:r>
+      <w:rPr>
+        <w:rFonts w:ascii="Calibri" w:hAnsi="Calibri"/>
+        <w:color w:val="646464"/>
+        <w:sz w:val="17"/>
+      </w:rPr>
+      <w:t>PROGRAM STUDI SISTEM DAN TEKNOLOGI INFORMASI (SISTEKIN) — FSTI UWG</w:t>
+    </w:r>
+  </w:p>
+</w:hdr>
 </file>
 
 <file path=word/numbering.xml><?xml version="1.0" encoding="utf-8"?>
